--- a/tkinter_beginners.docx
+++ b/tkinter_beginners.docx
@@ -250,6 +250,12 @@
             <w:insideH w:val="single" w:color="auto" w:sz="4" w:space="0"/>
             <w:insideV w:val="single" w:color="auto" w:sz="4" w:space="0"/>
           </w:tblBorders>
+          <w:tblCellMar>
+            <w:top w:w="0" w:type="dxa"/>
+            <w:left w:w="10" w:type="dxa"/>
+            <w:bottom w:w="0" w:type="dxa"/>
+            <w:right w:w="10" w:type="dxa"/>
+          </w:tblCellMar>
         </w:tblPrEx>
         <w:tc>
           <w:tcPr>
@@ -1471,6 +1477,7 @@
             <w:pPr>
               <w:spacing w:before="16" w:after="16"/>
             </w:pPr>
+            <w:bookmarkStart w:id="0" w:name="_GoBack"/>
             <w:r>
               <w:rPr>
                 <w:rFonts w:ascii="Courier New" w:hAnsi="Courier New" w:eastAsia="Courier New" w:cs="Courier New"/>
@@ -1640,6 +1647,7 @@
               </w:rPr>
               <w:t>root.mainloop()</w:t>
             </w:r>
+            <w:bookmarkEnd w:id="0"/>
           </w:p>
         </w:tc>
       </w:tr>
@@ -6686,7 +6694,7 @@
     <w:lsdException w:unhideWhenUsed="0" w:uiPriority="0" w:semiHidden="0" w:name="table of figures"/>
     <w:lsdException w:unhideWhenUsed="0" w:uiPriority="0" w:semiHidden="0" w:name="envelope address"/>
     <w:lsdException w:unhideWhenUsed="0" w:uiPriority="0" w:semiHidden="0" w:name="envelope return"/>
-    <w:lsdException w:uiPriority="99" w:name="footnote reference"/>
+    <w:lsdException w:qFormat="1" w:uiPriority="99" w:name="footnote reference"/>
     <w:lsdException w:unhideWhenUsed="0" w:uiPriority="0" w:semiHidden="0" w:name="annotation reference"/>
     <w:lsdException w:unhideWhenUsed="0" w:uiPriority="0" w:semiHidden="0" w:name="line number"/>
     <w:lsdException w:unhideWhenUsed="0" w:uiPriority="0" w:semiHidden="0" w:name="page number"/>
@@ -6733,7 +6741,7 @@
     <w:lsdException w:unhideWhenUsed="0" w:uiPriority="0" w:semiHidden="0" w:name="Body Text Indent 2"/>
     <w:lsdException w:unhideWhenUsed="0" w:uiPriority="0" w:semiHidden="0" w:name="Body Text Indent 3"/>
     <w:lsdException w:unhideWhenUsed="0" w:uiPriority="0" w:semiHidden="0" w:name="Block Text"/>
-    <w:lsdException w:uiPriority="99" w:semiHidden="0" w:name="Hyperlink"/>
+    <w:lsdException w:qFormat="1" w:uiPriority="99" w:semiHidden="0" w:name="Hyperlink"/>
     <w:lsdException w:unhideWhenUsed="0" w:uiPriority="0" w:semiHidden="0" w:name="FollowedHyperlink"/>
     <w:lsdException w:qFormat="1" w:unhideWhenUsed="0" w:uiPriority="0" w:semiHidden="0" w:name="Strong"/>
     <w:lsdException w:qFormat="1" w:unhideWhenUsed="0" w:uiPriority="0" w:semiHidden="0" w:name="Emphasis"/>
@@ -6751,7 +6759,7 @@
     <w:lsdException w:unhideWhenUsed="0" w:uiPriority="0" w:semiHidden="0" w:name="HTML Sample"/>
     <w:lsdException w:unhideWhenUsed="0" w:uiPriority="0" w:semiHidden="0" w:name="HTML Typewriter"/>
     <w:lsdException w:unhideWhenUsed="0" w:uiPriority="0" w:semiHidden="0" w:name="HTML Variable"/>
-    <w:lsdException w:unhideWhenUsed="0" w:uiPriority="0" w:name="Normal Table"/>
+    <w:lsdException w:qFormat="1" w:unhideWhenUsed="0" w:uiPriority="0" w:name="Normal Table"/>
     <w:lsdException w:unhideWhenUsed="0" w:uiPriority="0" w:semiHidden="0" w:name="annotation subject"/>
     <w:lsdException w:unhideWhenUsed="0" w:uiPriority="0" w:semiHidden="0" w:name="Table Simple 1"/>
     <w:lsdException w:unhideWhenUsed="0" w:uiPriority="0" w:semiHidden="0" w:name="Table Simple 2"/>
@@ -6990,6 +6998,7 @@
   <w:style w:type="table" w:default="1" w:styleId="9">
     <w:name w:val="Normal Table"/>
     <w:semiHidden/>
+    <w:qFormat/>
     <w:uiPriority w:val="0"/>
     <w:tblPr>
       <w:tblCellMar>
@@ -7030,6 +7039,7 @@
     <w:name w:val="footnote reference"/>
     <w:semiHidden/>
     <w:unhideWhenUsed/>
+    <w:qFormat/>
     <w:uiPriority w:val="99"/>
     <w:rPr>
       <w:vertAlign w:val="superscript"/>
@@ -7054,6 +7064,7 @@
   <w:style w:type="character" w:styleId="14">
     <w:name w:val="Hyperlink"/>
     <w:unhideWhenUsed/>
+    <w:qFormat/>
     <w:uiPriority w:val="99"/>
     <w:rPr>
       <w:color w:val="0563C1"/>
@@ -7085,6 +7096,7 @@
     <w:link w:val="13"/>
     <w:semiHidden/>
     <w:unhideWhenUsed/>
+    <w:qFormat/>
     <w:uiPriority w:val="99"/>
     <w:rPr>
       <w:sz w:val="20"/>
